--- a/public/anexos/05-HardwareSoftware/Documentacion_Software_ALMEXA_CORREGIDO2.0.docx
+++ b/public/anexos/05-HardwareSoftware/Documentacion_Software_ALMEXA_CORREGIDO2.0.docx
@@ -41,7 +41,23 @@
         <w:jc w:val="center"/>
       </w:pPr>
       <w:r>
-        <w:t>Programa: ADSO  |  Ficha: 3407799  |  Centro: CIES - SENA</w:t>
+        <w:t xml:space="preserve">Programa: </w:t>
+      </w:r>
+      <w:proofErr w:type="gramStart"/>
+      <w:r>
+        <w:t>ADSO  |</w:t>
+      </w:r>
+      <w:proofErr w:type="gramEnd"/>
+      <w:r>
+        <w:t xml:space="preserve">  Ficha: </w:t>
+      </w:r>
+      <w:proofErr w:type="gramStart"/>
+      <w:r>
+        <w:t>3407799  |</w:t>
+      </w:r>
+      <w:proofErr w:type="gramEnd"/>
+      <w:r>
+        <w:t xml:space="preserve">  Centro: CIES - SENA</w:t>
       </w:r>
     </w:p>
     <w:p>
@@ -95,7 +111,23 @@
         <w:spacing w:after="90"/>
       </w:pPr>
       <w:r>
-        <w:t>La interfaz de pantalla NO será de uso libre o personalización libre para el usuario. La personalización de la interfaz de la aplicación se encuentra PROHIBIDA en el presente proceso formativo. El diseño de ALMEXA seguirá la uniformidad definida por el SENA y por el proyecto, sin permitir personalización del look &amp; feel por parte de los usuarios finales.</w:t>
+        <w:t xml:space="preserve">La interfaz de pantalla NO será de </w:t>
+      </w:r>
+      <w:proofErr w:type="gramStart"/>
+      <w:r>
+        <w:t>uso libre o personalización libre</w:t>
+      </w:r>
+      <w:proofErr w:type="gramEnd"/>
+      <w:r>
+        <w:t xml:space="preserve"> para el usuario. La personalización de la interfaz de la aplicación se encuentra PROHIBIDA en el presente proceso formativo. El diseño de ALMEXA seguirá la uniformidad definida por el SENA y por el proyecto, sin permitir personalización del </w:t>
+      </w:r>
+      <w:proofErr w:type="gramStart"/>
+      <w:r>
+        <w:t>look</w:t>
+      </w:r>
+      <w:proofErr w:type="gramEnd"/>
+      <w:r>
+        <w:t xml:space="preserve"> &amp; feel por parte de los usuarios finales.</w:t>
       </w:r>
     </w:p>
     <w:p>
@@ -247,12 +279,20 @@
     </w:p>
     <w:p>
       <w:r>
-        <w:t>Las entidades principales del modelo de dominio (según el documento de Diagrama de Dominio) comprenden: Usuario, Rol, BitacoraAcceso, Proveedor, Producto, MovimientoInventario, Ruta, EspacioAlmacenamiento, EquipoBodega, Reporte, SistemaExterno y TokenAPI, gestionadas a través del esquema relacional de PostgreSQL. Las relaciones 1:N se implementan con claves foráneas y la relación N:M entre Producto y Ruta mediante la tabla intermedia RutaProducto.</w:t>
-      </w:r>
-    </w:p>
-    <w:p>
-      <w:r>
-        <w:t>Nota sobre el modelo de categorías: el SRS menciona "categorías" en el objetivo específico, en el alcance y en los criterios de rendimiento. En el modelo relacional la categoría de un producto se representa como el atributo "categoria" (String) de la entidad Producto, campo obligatorio en el registro (ERF5.1) y filtro de búsqueda y de reportes (ERF5.8, ERF7.1-ERF7.4, ERF7.11 y RF8.1); no se define una entidad independiente Categoría ni un módulo de gestión de categorías, porque el SRS no establece un requisito funcional dedicado a ello. El dominio se mantiene en 12 entidades más la tabla puente RutaProducto. Además, si el alcance llegara a exigir la gestión del catálogo de categorías, la evolución natural es una tabla Categoría (id, nombre) con la clave foránea categoria_id en Producto; por tanto, el modelado como atributo es una decisión consciente y reversible, no un olvido.</w:t>
+        <w:t xml:space="preserve">Las entidades principales del modelo de dominio (según el documento de Diagrama de Dominio) comprenden: Usuario, Rol, BitacoraAcceso, Proveedor, Producto, MovimientoInventario, Ruta, EspacioAlmacenamiento, EquipoBodega, Reporte, SistemaExterno y TokenAPI, gestionadas a través del esquema relacional de PostgreSQL. Las relaciones </w:t>
+      </w:r>
+      <w:proofErr w:type="gramStart"/>
+      <w:r>
+        <w:t>1:N</w:t>
+      </w:r>
+      <w:proofErr w:type="gramEnd"/>
+      <w:r>
+        <w:t xml:space="preserve"> se implementan con claves foráneas y la relación N:M entre Producto y Ruta mediante la tabla intermedia RutaProducto.</w:t>
+      </w:r>
+    </w:p>
+    <w:p>
+      <w:r>
+        <w:t>Nota sobre el modelo de categorías: el SRS menciona "categorías" en el objetivo específico, en el alcance y en los criterios de rendimiento. En el modelo relacional la categoría de un producto se representa como el atributo "categoria" (String) de la entidad Producto, campo obligatorio en el registro (ERF5.1) y filtro de búsqueda y de reportes (ERF5.8, ERF7.1-ERF7.4, ERF7.11 y ERF8.1); no se define una entidad independiente Categoría ni un módulo de gestión de categorías, porque el SRS no establece un requisito funcional dedicado a ello. El dominio se mantiene en 12 entidades más la tabla puente RutaProducto. Además, si el alcance llegara a exigir la gestión del catálogo de categorías, la evolución natural es una tabla Categoría (id, nombre) con la clave foránea categoria_id en Producto; por tanto, el modelado como atributo es una decisión consciente y reversible, no un olvido.</w:t>
       </w:r>
     </w:p>
     <w:p>
@@ -283,6 +323,7 @@
         <w:spacing w:after="60"/>
       </w:pPr>
       <w:r>
+        <w:lastRenderedPageBreak/>
         <w:t>Patrón de diseño: Modelo-Vista-Controlador (MVC) en el backend.</w:t>
       </w:r>
     </w:p>
@@ -296,7 +337,6 @@
         <w:spacing w:after="60"/>
       </w:pPr>
       <w:r>
-        <w:lastRenderedPageBreak/>
         <w:t>API REST documentada en OpenAPI para la integración externa (RF8).</w:t>
       </w:r>
     </w:p>
@@ -428,8 +468,8 @@
       </w:tblPr>
       <w:tblGrid>
         <w:gridCol w:w="700"/>
-        <w:gridCol w:w="1105"/>
-        <w:gridCol w:w="7195"/>
+        <w:gridCol w:w="1280"/>
+        <w:gridCol w:w="7020"/>
       </w:tblGrid>
       <w:tr>
         <w:trPr>
@@ -456,7 +496,7 @@
         </w:tc>
         <w:tc>
           <w:tcPr>
-            <w:tcW w:w="1105" w:type="dxa"/>
+            <w:tcW w:w="1280" w:type="dxa"/>
             <w:shd w:val="clear" w:color="auto" w:fill="06283D"/>
           </w:tcPr>
           <w:p>
@@ -474,7 +514,7 @@
         </w:tc>
         <w:tc>
           <w:tcPr>
-            <w:tcW w:w="7195" w:type="dxa"/>
+            <w:tcW w:w="7020" w:type="dxa"/>
             <w:shd w:val="clear" w:color="auto" w:fill="06283D"/>
           </w:tcPr>
           <w:p>
@@ -511,7 +551,7 @@
         </w:tc>
         <w:tc>
           <w:tcPr>
-            <w:tcW w:w="1105" w:type="dxa"/>
+            <w:tcW w:w="1280" w:type="dxa"/>
           </w:tcPr>
           <w:p>
             <w:r>
@@ -525,7 +565,7 @@
         </w:tc>
         <w:tc>
           <w:tcPr>
-            <w:tcW w:w="7195" w:type="dxa"/>
+            <w:tcW w:w="7020" w:type="dxa"/>
           </w:tcPr>
           <w:p>
             <w:r>
@@ -558,7 +598,7 @@
         </w:tc>
         <w:tc>
           <w:tcPr>
-            <w:tcW w:w="1105" w:type="dxa"/>
+            <w:tcW w:w="1280" w:type="dxa"/>
           </w:tcPr>
           <w:p>
             <w:r>
@@ -572,7 +612,7 @@
         </w:tc>
         <w:tc>
           <w:tcPr>
-            <w:tcW w:w="7195" w:type="dxa"/>
+            <w:tcW w:w="7020" w:type="dxa"/>
           </w:tcPr>
           <w:p>
             <w:r>
@@ -605,7 +645,7 @@
         </w:tc>
         <w:tc>
           <w:tcPr>
-            <w:tcW w:w="1105" w:type="dxa"/>
+            <w:tcW w:w="1280" w:type="dxa"/>
           </w:tcPr>
           <w:p>
             <w:r>
@@ -619,7 +659,7 @@
         </w:tc>
         <w:tc>
           <w:tcPr>
-            <w:tcW w:w="7195" w:type="dxa"/>
+            <w:tcW w:w="7020" w:type="dxa"/>
           </w:tcPr>
           <w:p>
             <w:r>
@@ -652,7 +692,7 @@
         </w:tc>
         <w:tc>
           <w:tcPr>
-            <w:tcW w:w="1105" w:type="dxa"/>
+            <w:tcW w:w="1280" w:type="dxa"/>
           </w:tcPr>
           <w:p>
             <w:r>
@@ -666,7 +706,7 @@
         </w:tc>
         <w:tc>
           <w:tcPr>
-            <w:tcW w:w="7195" w:type="dxa"/>
+            <w:tcW w:w="7020" w:type="dxa"/>
           </w:tcPr>
           <w:p>
             <w:r>
@@ -699,7 +739,7 @@
         </w:tc>
         <w:tc>
           <w:tcPr>
-            <w:tcW w:w="1105" w:type="dxa"/>
+            <w:tcW w:w="1280" w:type="dxa"/>
           </w:tcPr>
           <w:p>
             <w:r>
@@ -713,7 +753,7 @@
         </w:tc>
         <w:tc>
           <w:tcPr>
-            <w:tcW w:w="7195" w:type="dxa"/>
+            <w:tcW w:w="7020" w:type="dxa"/>
           </w:tcPr>
           <w:p>
             <w:r>
@@ -746,7 +786,7 @@
         </w:tc>
         <w:tc>
           <w:tcPr>
-            <w:tcW w:w="1105" w:type="dxa"/>
+            <w:tcW w:w="1280" w:type="dxa"/>
           </w:tcPr>
           <w:p>
             <w:r>
@@ -760,7 +800,7 @@
         </w:tc>
         <w:tc>
           <w:tcPr>
-            <w:tcW w:w="7195" w:type="dxa"/>
+            <w:tcW w:w="7020" w:type="dxa"/>
           </w:tcPr>
           <w:p>
             <w:r>
@@ -793,7 +833,7 @@
         </w:tc>
         <w:tc>
           <w:tcPr>
-            <w:tcW w:w="1105" w:type="dxa"/>
+            <w:tcW w:w="1280" w:type="dxa"/>
           </w:tcPr>
           <w:p>
             <w:r>
@@ -807,7 +847,7 @@
         </w:tc>
         <w:tc>
           <w:tcPr>
-            <w:tcW w:w="7195" w:type="dxa"/>
+            <w:tcW w:w="7020" w:type="dxa"/>
           </w:tcPr>
           <w:p>
             <w:r>

--- a/public/anexos/05-HardwareSoftware/Documentacion_Software_ALMEXA_CORREGIDO2.0.docx
+++ b/public/anexos/05-HardwareSoftware/Documentacion_Software_ALMEXA_CORREGIDO2.0.docx
@@ -84,6 +84,11 @@
       </w:r>
     </w:p>
     <w:p>
+      <w:r>
+        <w:t>La versión actual del sistema es ALMEXA v1.0.0 (release entregado; el historial de versiones se registra en el control de versiones del repositorio y en el Informe Técnico).</w:t>
+      </w:r>
+    </w:p>
+    <w:p>
       <w:pPr>
         <w:spacing w:after="90"/>
       </w:pPr>
@@ -103,7 +108,7 @@
           <w:sz w:val="22"/>
           <w:szCs w:val="22"/>
         </w:rPr>
-        <w:t>2. RESTRICCIÓN LEGAL SOBRE PERSONALIZACIÓN (RNF5)</w:t>
+        <w:t>2. RESTRICCIÓN LEGAL SOBRE PERSONALIZACIÓN</w:t>
       </w:r>
     </w:p>
     <w:p>
@@ -169,6 +174,11 @@
       </w:pPr>
       <w:r>
         <w:t>Lenguaje de programación backend: JavaScript con Node.js y el framework Express (para APIs REST y lógica de negocio).</w:t>
+      </w:r>
+    </w:p>
+    <w:p>
+      <w:r>
+        <w:t>Nota: la página pública del proyecto, construida con React y Vite, es un artefacto de presentación complementario de la entrega y no constituye el frontend oficial del sistema; el frontend oficial es la aplicación SPA en HTML5, CSS3 y JavaScript descrita en este documento.</w:t>
       </w:r>
     </w:p>
     <w:p>
